--- a/Course/1 Component 1 - Computer Systems/1.2 Software and Software Development/1.2.3 Software Development/4 Homework (editable).docx
+++ b/Course/1 Component 1 - Computer Systems/1.2 Software and Software Development/1.2.3 Software Development/4 Homework (editable).docx
@@ -7,62 +7,26 @@
         <w:pStyle w:val="Heading1"/>
       </w:pPr>
       <w:r>
+        <w:rPr>
+          <w:b w:val="0"/>
+          <w:i w:val="0"/>
+        </w:rPr>
         <w:t>Homework — 1.2.3 Software Development</w:t>
       </w:r>
     </w:p>
     <w:p>
       <w:r>
-        <w:t xml:space="preserve">Name: </w:t>
-      </w:r>
-      <w:r>
         <w:rPr>
-          <w:b/>
+          <w:b w:val="0"/>
+          <w:i w:val="0"/>
         </w:rPr>
-        <w:t>_</w:t>
-      </w:r>
-      <w:r>
-        <w:rPr>
-          <w:b/>
-        </w:rPr>
-        <w:t>_</w:t>
-      </w:r>
-      <w:r>
-        <w:rPr>
-          <w:b/>
-        </w:rPr>
-        <w:t>_</w:t>
-      </w:r>
-      <w:r>
-        <w:rPr>
-          <w:b/>
-        </w:rPr>
-        <w:t>_</w:t>
-      </w:r>
-      <w:r>
-        <w:rPr>
-          <w:b/>
-        </w:rPr>
-        <w:t xml:space="preserve">   Date: </w:t>
-      </w:r>
-      <w:r>
-        <w:rPr>
-          <w:b/>
-        </w:rPr>
-        <w:t>_</w:t>
-      </w:r>
-      <w:r>
-        <w:rPr>
-          <w:b/>
-        </w:rPr>
-        <w:t xml:space="preserve">_   Mark: </w:t>
-      </w:r>
-      <w:r>
-        <w:t>____ / 20</w:t>
+        <w:t>Name: ______________________   Date: __________   Mark: ______ / 20</w:t>
       </w:r>
     </w:p>
     <w:p>
       <w:r>
         <w:rPr>
+          <w:b w:val="0"/>
           <w:i/>
         </w:rPr>
         <w:t>OCR H446 — set after the 1.2.3 lesson. Show your working.</w:t>
@@ -80,6 +44,10 @@
         <w:pStyle w:val="Heading2"/>
       </w:pPr>
       <w:r>
+        <w:rPr>
+          <w:b w:val="0"/>
+          <w:i w:val="0"/>
+        </w:rPr>
         <w:t>Part A — This week's topic (~14 marks)</w:t>
       </w:r>
     </w:p>
@@ -87,23 +55,34 @@
       <w:r>
         <w:rPr>
           <w:b/>
+          <w:i w:val="0"/>
         </w:rPr>
         <w:t>1.</w:t>
       </w:r>
       <w:r>
+        <w:rPr>
+          <w:b w:val="0"/>
+          <w:i w:val="0"/>
+        </w:rPr>
         <w:t xml:space="preserve"> State, in the correct order, the five main stages of the software development lifecycle. </w:t>
       </w:r>
       <w:r>
         <w:rPr>
           <w:b/>
+          <w:i w:val="0"/>
         </w:rPr>
         <w:t>[2]</w:t>
       </w:r>
       <w:r>
+        <w:rPr>
+          <w:b w:val="0"/>
+          <w:i w:val="0"/>
+        </w:rPr>
         <w:t xml:space="preserve"> </w:t>
       </w:r>
       <w:r>
         <w:rPr>
+          <w:b w:val="0"/>
           <w:i/>
         </w:rPr>
         <w:t>(AO1)</w:t>
@@ -151,41 +130,62 @@
       <w:r>
         <w:rPr>
           <w:b/>
+          <w:i w:val="0"/>
         </w:rPr>
         <w:t>2.</w:t>
       </w:r>
       <w:r>
+        <w:rPr>
+          <w:b w:val="0"/>
+          <w:i w:val="0"/>
+        </w:rPr>
         <w:t xml:space="preserve"> Describe </w:t>
       </w:r>
       <w:r>
         <w:rPr>
           <w:b/>
+          <w:i w:val="0"/>
         </w:rPr>
         <w:t>two</w:t>
       </w:r>
       <w:r>
+        <w:rPr>
+          <w:b w:val="0"/>
+          <w:i w:val="0"/>
+        </w:rPr>
         <w:t xml:space="preserve"> activities carried out during the </w:t>
       </w:r>
       <w:r>
         <w:rPr>
           <w:b/>
+          <w:i w:val="0"/>
         </w:rPr>
         <w:t>Analysis</w:t>
       </w:r>
       <w:r>
+        <w:rPr>
+          <w:b w:val="0"/>
+          <w:i w:val="0"/>
+        </w:rPr>
         <w:t xml:space="preserve"> stage. </w:t>
       </w:r>
       <w:r>
         <w:rPr>
           <w:b/>
+          <w:i w:val="0"/>
         </w:rPr>
         <w:t>[2]</w:t>
       </w:r>
       <w:r>
+        <w:rPr>
+          <w:b w:val="0"/>
+          <w:i w:val="0"/>
+        </w:rPr>
         <w:t xml:space="preserve"> </w:t>
       </w:r>
       <w:r>
         <w:rPr>
+          <w:b w:val="0"/>
           <w:i/>
         </w:rPr>
         <w:t>(AO1)</w:t>
@@ -233,50 +233,76 @@
       <w:r>
         <w:rPr>
           <w:b/>
+          <w:i w:val="0"/>
         </w:rPr>
         <w:t>3.</w:t>
       </w:r>
       <w:r>
+        <w:rPr>
+          <w:b w:val="0"/>
+          <w:i w:val="0"/>
+        </w:rPr>
         <w:t xml:space="preserve"> </w:t>
       </w:r>
       <w:r>
         <w:rPr>
           <w:b/>
+          <w:i w:val="0"/>
         </w:rPr>
         <w:t>Extreme Programming (XP)</w:t>
       </w:r>
       <w:r>
+        <w:rPr>
+          <w:b w:val="0"/>
+          <w:i w:val="0"/>
+        </w:rPr>
         <w:t xml:space="preserve"> is an Agile approach. Describe </w:t>
       </w:r>
       <w:r>
         <w:rPr>
           <w:b/>
+          <w:i w:val="0"/>
         </w:rPr>
         <w:t>two</w:t>
       </w:r>
       <w:r>
+        <w:rPr>
+          <w:b w:val="0"/>
+          <w:i w:val="0"/>
+        </w:rPr>
         <w:t xml:space="preserve"> practices that are characteristic of XP, and state </w:t>
       </w:r>
       <w:r>
         <w:rPr>
           <w:b/>
+          <w:i w:val="0"/>
         </w:rPr>
         <w:t>one</w:t>
       </w:r>
       <w:r>
+        <w:rPr>
+          <w:b w:val="0"/>
+          <w:i w:val="0"/>
+        </w:rPr>
         <w:t xml:space="preserve"> type of project for which XP is well suited. </w:t>
       </w:r>
       <w:r>
         <w:rPr>
           <w:b/>
+          <w:i w:val="0"/>
         </w:rPr>
         <w:t>[3]</w:t>
       </w:r>
       <w:r>
+        <w:rPr>
+          <w:b w:val="0"/>
+          <w:i w:val="0"/>
+        </w:rPr>
         <w:t xml:space="preserve"> </w:t>
       </w:r>
       <w:r>
         <w:rPr>
+          <w:b w:val="0"/>
           <w:i/>
         </w:rPr>
         <w:t>(AO1 / AO2)</w:t>
@@ -339,50 +365,76 @@
       <w:r>
         <w:rPr>
           <w:b/>
+          <w:i w:val="0"/>
         </w:rPr>
         <w:t>4.</w:t>
       </w:r>
       <w:r>
+        <w:rPr>
+          <w:b w:val="0"/>
+          <w:i w:val="0"/>
+        </w:rPr>
         <w:t xml:space="preserve"> A program accepts a percentage mark that must be between 0 and 100 inclusive. Give one example of </w:t>
       </w:r>
       <w:r>
         <w:rPr>
           <w:b/>
+          <w:i w:val="0"/>
         </w:rPr>
         <w:t>boundary</w:t>
       </w:r>
       <w:r>
+        <w:rPr>
+          <w:b w:val="0"/>
+          <w:i w:val="0"/>
+        </w:rPr>
         <w:t xml:space="preserve">, </w:t>
       </w:r>
       <w:r>
         <w:rPr>
           <w:b/>
+          <w:i w:val="0"/>
         </w:rPr>
         <w:t>normal (valid)</w:t>
       </w:r>
       <w:r>
+        <w:rPr>
+          <w:b w:val="0"/>
+          <w:i w:val="0"/>
+        </w:rPr>
         <w:t xml:space="preserve"> and </w:t>
       </w:r>
       <w:r>
         <w:rPr>
           <w:b/>
+          <w:i w:val="0"/>
         </w:rPr>
         <w:t>erroneous</w:t>
       </w:r>
       <w:r>
+        <w:rPr>
+          <w:b w:val="0"/>
+          <w:i w:val="0"/>
+        </w:rPr>
         <w:t xml:space="preserve"> test data for this input, and explain why boundary testing is especially important here. </w:t>
       </w:r>
       <w:r>
         <w:rPr>
           <w:b/>
+          <w:i w:val="0"/>
         </w:rPr>
         <w:t>[4]</w:t>
       </w:r>
       <w:r>
+        <w:rPr>
+          <w:b w:val="0"/>
+          <w:i w:val="0"/>
+        </w:rPr>
         <w:t xml:space="preserve"> </w:t>
       </w:r>
       <w:r>
         <w:rPr>
+          <w:b w:val="0"/>
           <w:i/>
         </w:rPr>
         <w:t>(AO2)</w:t>
@@ -468,41 +520,62 @@
       <w:r>
         <w:rPr>
           <w:b/>
+          <w:i w:val="0"/>
         </w:rPr>
         <w:t>5.</w:t>
       </w:r>
       <w:r>
+        <w:rPr>
+          <w:b w:val="0"/>
+          <w:i w:val="0"/>
+        </w:rPr>
         <w:t xml:space="preserve"> During the </w:t>
       </w:r>
       <w:r>
         <w:rPr>
           <w:b/>
+          <w:i w:val="0"/>
         </w:rPr>
         <w:t>Evaluation</w:t>
       </w:r>
       <w:r>
+        <w:rPr>
+          <w:b w:val="0"/>
+          <w:i w:val="0"/>
+        </w:rPr>
         <w:t xml:space="preserve"> stage a finished system is judged against the original requirements. State </w:t>
       </w:r>
       <w:r>
         <w:rPr>
           <w:b/>
+          <w:i w:val="0"/>
         </w:rPr>
         <w:t>three</w:t>
       </w:r>
       <w:r>
+        <w:rPr>
+          <w:b w:val="0"/>
+          <w:i w:val="0"/>
+        </w:rPr>
         <w:t xml:space="preserve"> criteria (qualities) against which the system should be evaluated. </w:t>
       </w:r>
       <w:r>
         <w:rPr>
           <w:b/>
+          <w:i w:val="0"/>
         </w:rPr>
         <w:t>[3]</w:t>
       </w:r>
       <w:r>
+        <w:rPr>
+          <w:b w:val="0"/>
+          <w:i w:val="0"/>
+        </w:rPr>
         <w:t xml:space="preserve"> </w:t>
       </w:r>
       <w:r>
         <w:rPr>
+          <w:b w:val="0"/>
           <w:i/>
         </w:rPr>
         <w:t>(AO1)</w:t>
@@ -573,6 +646,10 @@
         <w:pStyle w:val="Heading2"/>
       </w:pPr>
       <w:r>
+        <w:rPr>
+          <w:b w:val="0"/>
+          <w:i w:val="0"/>
+        </w:rPr>
         <w:t>Part B — Retrieval: keep it fresh (~6 marks)</w:t>
       </w:r>
     </w:p>
@@ -580,59 +657,90 @@
       <w:r>
         <w:rPr>
           <w:b/>
+          <w:i w:val="0"/>
         </w:rPr>
         <w:t>6.</w:t>
       </w:r>
       <w:r>
+        <w:rPr>
+          <w:b w:val="0"/>
+          <w:i w:val="0"/>
+        </w:rPr>
         <w:t xml:space="preserve"> </w:t>
       </w:r>
       <w:r>
         <w:rPr>
+          <w:b w:val="0"/>
           <w:i/>
         </w:rPr>
         <w:t>(from 1.2.2)</w:t>
       </w:r>
       <w:r>
+        <w:rPr>
+          <w:b w:val="0"/>
+          <w:i w:val="0"/>
+        </w:rPr>
         <w:t xml:space="preserve"> State </w:t>
       </w:r>
       <w:r>
         <w:rPr>
           <w:b/>
+          <w:i w:val="0"/>
         </w:rPr>
         <w:t>two</w:t>
       </w:r>
       <w:r>
+        <w:rPr>
+          <w:b w:val="0"/>
+          <w:i w:val="0"/>
+        </w:rPr>
         <w:t xml:space="preserve"> differences between a </w:t>
       </w:r>
       <w:r>
         <w:rPr>
           <w:b/>
+          <w:i w:val="0"/>
         </w:rPr>
         <w:t>compiler</w:t>
       </w:r>
       <w:r>
+        <w:rPr>
+          <w:b w:val="0"/>
+          <w:i w:val="0"/>
+        </w:rPr>
         <w:t xml:space="preserve"> and an </w:t>
       </w:r>
       <w:r>
         <w:rPr>
           <w:b/>
+          <w:i w:val="0"/>
         </w:rPr>
         <w:t>interpreter</w:t>
       </w:r>
       <w:r>
+        <w:rPr>
+          <w:b w:val="0"/>
+          <w:i w:val="0"/>
+        </w:rPr>
         <w:t xml:space="preserve">. </w:t>
       </w:r>
       <w:r>
         <w:rPr>
           <w:b/>
+          <w:i w:val="0"/>
         </w:rPr>
         <w:t>[2]</w:t>
       </w:r>
       <w:r>
+        <w:rPr>
+          <w:b w:val="0"/>
+          <w:i w:val="0"/>
+        </w:rPr>
         <w:t xml:space="preserve"> </w:t>
       </w:r>
       <w:r>
         <w:rPr>
+          <w:b w:val="0"/>
           <w:i/>
         </w:rPr>
         <w:t>(AO1)</w:t>
@@ -680,50 +788,76 @@
       <w:r>
         <w:rPr>
           <w:b/>
+          <w:i w:val="0"/>
         </w:rPr>
         <w:t>7.</w:t>
       </w:r>
       <w:r>
+        <w:rPr>
+          <w:b w:val="0"/>
+          <w:i w:val="0"/>
+        </w:rPr>
         <w:t xml:space="preserve"> </w:t>
       </w:r>
       <w:r>
         <w:rPr>
+          <w:b w:val="0"/>
           <w:i/>
         </w:rPr>
         <w:t>(from 1.2.1)</w:t>
       </w:r>
       <w:r>
+        <w:rPr>
+          <w:b w:val="0"/>
+          <w:i w:val="0"/>
+        </w:rPr>
         <w:t xml:space="preserve"> A </w:t>
       </w:r>
       <w:r>
         <w:rPr>
           <w:b/>
+          <w:i w:val="0"/>
         </w:rPr>
         <w:t>washing machine</w:t>
       </w:r>
       <w:r>
+        <w:rPr>
+          <w:b w:val="0"/>
+          <w:i w:val="0"/>
+        </w:rPr>
         <w:t xml:space="preserve"> and a </w:t>
       </w:r>
       <w:r>
         <w:rPr>
           <w:b/>
+          <w:i w:val="0"/>
         </w:rPr>
         <w:t>server cluster</w:t>
       </w:r>
       <w:r>
+        <w:rPr>
+          <w:b w:val="0"/>
+          <w:i w:val="0"/>
+        </w:rPr>
         <w:t xml:space="preserve"> use different types of operating system. Name the most suitable OS type for each and justify your choice. </w:t>
       </w:r>
       <w:r>
         <w:rPr>
           <w:b/>
+          <w:i w:val="0"/>
         </w:rPr>
         <w:t>[2]</w:t>
       </w:r>
       <w:r>
+        <w:rPr>
+          <w:b w:val="0"/>
+          <w:i w:val="0"/>
+        </w:rPr>
         <w:t xml:space="preserve"> </w:t>
       </w:r>
       <w:r>
         <w:rPr>
+          <w:b w:val="0"/>
           <w:i/>
         </w:rPr>
         <w:t>(AO2)</w:t>
@@ -771,50 +905,76 @@
       <w:r>
         <w:rPr>
           <w:b/>
+          <w:i w:val="0"/>
         </w:rPr>
         <w:t>8.</w:t>
       </w:r>
       <w:r>
+        <w:rPr>
+          <w:b w:val="0"/>
+          <w:i w:val="0"/>
+        </w:rPr>
         <w:t xml:space="preserve"> </w:t>
       </w:r>
       <w:r>
         <w:rPr>
+          <w:b w:val="0"/>
           <w:i/>
         </w:rPr>
         <w:t>(from 1.1.3)</w:t>
       </w:r>
       <w:r>
+        <w:rPr>
+          <w:b w:val="0"/>
+          <w:i w:val="0"/>
+        </w:rPr>
         <w:t xml:space="preserve"> Explain the difference between </w:t>
       </w:r>
       <w:r>
         <w:rPr>
           <w:b/>
+          <w:i w:val="0"/>
         </w:rPr>
         <w:t>RAM</w:t>
       </w:r>
       <w:r>
+        <w:rPr>
+          <w:b w:val="0"/>
+          <w:i w:val="0"/>
+        </w:rPr>
         <w:t xml:space="preserve"> and </w:t>
       </w:r>
       <w:r>
         <w:rPr>
           <w:b/>
+          <w:i w:val="0"/>
         </w:rPr>
         <w:t>ROM</w:t>
       </w:r>
       <w:r>
+        <w:rPr>
+          <w:b w:val="0"/>
+          <w:i w:val="0"/>
+        </w:rPr>
         <w:t xml:space="preserve"> in terms of volatility and typical use. </w:t>
       </w:r>
       <w:r>
         <w:rPr>
           <w:b/>
+          <w:i w:val="0"/>
         </w:rPr>
         <w:t>[2]</w:t>
       </w:r>
       <w:r>
+        <w:rPr>
+          <w:b w:val="0"/>
+          <w:i w:val="0"/>
+        </w:rPr>
         <w:t xml:space="preserve"> </w:t>
       </w:r>
       <w:r>
         <w:rPr>
+          <w:b w:val="0"/>
           <w:i/>
         </w:rPr>
         <w:t>(AO1)</w:t>

--- a/Course/1 Component 1 - Computer Systems/1.2 Software and Software Development/1.2.3 Software Development/4 Homework (editable).docx
+++ b/Course/1 Component 1 - Computer Systems/1.2 Software and Software Development/1.2.3 Software Development/4 Homework (editable).docx
@@ -88,30 +88,32 @@
         <w:t>(AO1)</w:t>
       </w:r>
     </w:p>
-    <w:p>
-      <w:pPr>
-        <w:spacing w:before="260"/>
-        <w:pBdr>
-          <w:bottom w:val="single" w:sz="4" w:space="1" w:color="AAB4C0"/>
-        </w:pBdr>
-      </w:pPr>
-    </w:p>
-    <w:p>
-      <w:pPr>
-        <w:spacing w:before="260"/>
-        <w:pBdr>
-          <w:bottom w:val="single" w:sz="4" w:space="1" w:color="AAB4C0"/>
-        </w:pBdr>
-      </w:pPr>
-    </w:p>
-    <w:p>
-      <w:pPr>
-        <w:spacing w:before="260"/>
-        <w:pBdr>
-          <w:bottom w:val="single" w:sz="4" w:space="1" w:color="AAB4C0"/>
-        </w:pBdr>
-      </w:pPr>
-    </w:p>
+    <w:tbl>
+      <w:tblPr>
+        <w:tblStyle w:val="TableGrid"/>
+        <w:tblW w:type="auto" w:w="0"/>
+        <w:tblLook w:firstColumn="1" w:firstRow="1" w:lastColumn="0" w:lastRow="0" w:noHBand="0" w:noVBand="1" w:val="04A0"/>
+      </w:tblPr>
+      <w:tblGrid>
+        <w:gridCol w:w="8640"/>
+      </w:tblGrid>
+      <w:tr>
+        <w:trPr>
+          <w:trHeight w:val="1020" w:hRule="atLeast"/>
+        </w:trPr>
+        <w:tc>
+          <w:tcPr>
+            <w:tcW w:type="dxa" w:w="8640"/>
+          </w:tcPr>
+          <w:p>
+            <w:pPr>
+              <w:spacing w:before="40"/>
+            </w:pPr>
+          </w:p>
+        </w:tc>
+      </w:tr>
+    </w:tbl>
+    <w:p/>
     <w:p>
       <w:pPr>
         <w:pBdr>
@@ -191,30 +193,32 @@
         <w:t>(AO1)</w:t>
       </w:r>
     </w:p>
-    <w:p>
-      <w:pPr>
-        <w:spacing w:before="260"/>
-        <w:pBdr>
-          <w:bottom w:val="single" w:sz="4" w:space="1" w:color="AAB4C0"/>
-        </w:pBdr>
-      </w:pPr>
-    </w:p>
-    <w:p>
-      <w:pPr>
-        <w:spacing w:before="260"/>
-        <w:pBdr>
-          <w:bottom w:val="single" w:sz="4" w:space="1" w:color="AAB4C0"/>
-        </w:pBdr>
-      </w:pPr>
-    </w:p>
-    <w:p>
-      <w:pPr>
-        <w:spacing w:before="260"/>
-        <w:pBdr>
-          <w:bottom w:val="single" w:sz="4" w:space="1" w:color="AAB4C0"/>
-        </w:pBdr>
-      </w:pPr>
-    </w:p>
+    <w:tbl>
+      <w:tblPr>
+        <w:tblStyle w:val="TableGrid"/>
+        <w:tblW w:type="auto" w:w="0"/>
+        <w:tblLook w:firstColumn="1" w:firstRow="1" w:lastColumn="0" w:lastRow="0" w:noHBand="0" w:noVBand="1" w:val="04A0"/>
+      </w:tblPr>
+      <w:tblGrid>
+        <w:gridCol w:w="8640"/>
+      </w:tblGrid>
+      <w:tr>
+        <w:trPr>
+          <w:trHeight w:val="1020" w:hRule="atLeast"/>
+        </w:trPr>
+        <w:tc>
+          <w:tcPr>
+            <w:tcW w:type="dxa" w:w="8640"/>
+          </w:tcPr>
+          <w:p>
+            <w:pPr>
+              <w:spacing w:before="40"/>
+            </w:pPr>
+          </w:p>
+        </w:tc>
+      </w:tr>
+    </w:tbl>
+    <w:p/>
     <w:p>
       <w:pPr>
         <w:pBdr>
@@ -308,38 +312,32 @@
         <w:t>(AO1 / AO2)</w:t>
       </w:r>
     </w:p>
-    <w:p>
-      <w:pPr>
-        <w:spacing w:before="260"/>
-        <w:pBdr>
-          <w:bottom w:val="single" w:sz="4" w:space="1" w:color="AAB4C0"/>
-        </w:pBdr>
-      </w:pPr>
-    </w:p>
-    <w:p>
-      <w:pPr>
-        <w:spacing w:before="260"/>
-        <w:pBdr>
-          <w:bottom w:val="single" w:sz="4" w:space="1" w:color="AAB4C0"/>
-        </w:pBdr>
-      </w:pPr>
-    </w:p>
-    <w:p>
-      <w:pPr>
-        <w:spacing w:before="260"/>
-        <w:pBdr>
-          <w:bottom w:val="single" w:sz="4" w:space="1" w:color="AAB4C0"/>
-        </w:pBdr>
-      </w:pPr>
-    </w:p>
-    <w:p>
-      <w:pPr>
-        <w:spacing w:before="260"/>
-        <w:pBdr>
-          <w:bottom w:val="single" w:sz="4" w:space="1" w:color="AAB4C0"/>
-        </w:pBdr>
-      </w:pPr>
-    </w:p>
+    <w:tbl>
+      <w:tblPr>
+        <w:tblStyle w:val="TableGrid"/>
+        <w:tblW w:type="auto" w:w="0"/>
+        <w:tblLook w:firstColumn="1" w:firstRow="1" w:lastColumn="0" w:lastRow="0" w:noHBand="0" w:noVBand="1" w:val="04A0"/>
+      </w:tblPr>
+      <w:tblGrid>
+        <w:gridCol w:w="8640"/>
+      </w:tblGrid>
+      <w:tr>
+        <w:trPr>
+          <w:trHeight w:val="1360" w:hRule="atLeast"/>
+        </w:trPr>
+        <w:tc>
+          <w:tcPr>
+            <w:tcW w:type="dxa" w:w="8640"/>
+          </w:tcPr>
+          <w:p>
+            <w:pPr>
+              <w:spacing w:before="40"/>
+            </w:pPr>
+          </w:p>
+        </w:tc>
+      </w:tr>
+    </w:tbl>
+    <w:p/>
     <w:p>
       <w:pPr>
         <w:pBdr>
@@ -440,54 +438,32 @@
         <w:t>(AO2)</w:t>
       </w:r>
     </w:p>
-    <w:p>
-      <w:pPr>
-        <w:spacing w:before="260"/>
-        <w:pBdr>
-          <w:bottom w:val="single" w:sz="4" w:space="1" w:color="AAB4C0"/>
-        </w:pBdr>
-      </w:pPr>
-    </w:p>
-    <w:p>
-      <w:pPr>
-        <w:spacing w:before="260"/>
-        <w:pBdr>
-          <w:bottom w:val="single" w:sz="4" w:space="1" w:color="AAB4C0"/>
-        </w:pBdr>
-      </w:pPr>
-    </w:p>
-    <w:p>
-      <w:pPr>
-        <w:spacing w:before="260"/>
-        <w:pBdr>
-          <w:bottom w:val="single" w:sz="4" w:space="1" w:color="AAB4C0"/>
-        </w:pBdr>
-      </w:pPr>
-    </w:p>
-    <w:p>
-      <w:pPr>
-        <w:spacing w:before="260"/>
-        <w:pBdr>
-          <w:bottom w:val="single" w:sz="4" w:space="1" w:color="AAB4C0"/>
-        </w:pBdr>
-      </w:pPr>
-    </w:p>
-    <w:p>
-      <w:pPr>
-        <w:spacing w:before="260"/>
-        <w:pBdr>
-          <w:bottom w:val="single" w:sz="4" w:space="1" w:color="AAB4C0"/>
-        </w:pBdr>
-      </w:pPr>
-    </w:p>
-    <w:p>
-      <w:pPr>
-        <w:spacing w:before="260"/>
-        <w:pBdr>
-          <w:bottom w:val="single" w:sz="4" w:space="1" w:color="AAB4C0"/>
-        </w:pBdr>
-      </w:pPr>
-    </w:p>
+    <w:tbl>
+      <w:tblPr>
+        <w:tblStyle w:val="TableGrid"/>
+        <w:tblW w:type="auto" w:w="0"/>
+        <w:tblLook w:firstColumn="1" w:firstRow="1" w:lastColumn="0" w:lastRow="0" w:noHBand="0" w:noVBand="1" w:val="04A0"/>
+      </w:tblPr>
+      <w:tblGrid>
+        <w:gridCol w:w="8640"/>
+      </w:tblGrid>
+      <w:tr>
+        <w:trPr>
+          <w:trHeight w:val="2040" w:hRule="atLeast"/>
+        </w:trPr>
+        <w:tc>
+          <w:tcPr>
+            <w:tcW w:type="dxa" w:w="8640"/>
+          </w:tcPr>
+          <w:p>
+            <w:pPr>
+              <w:spacing w:before="40"/>
+            </w:pPr>
+          </w:p>
+        </w:tc>
+      </w:tr>
+    </w:tbl>
+    <w:p/>
     <w:p>
       <w:pPr>
         <w:pBdr>
@@ -581,38 +557,32 @@
         <w:t>(AO1)</w:t>
       </w:r>
     </w:p>
-    <w:p>
-      <w:pPr>
-        <w:spacing w:before="260"/>
-        <w:pBdr>
-          <w:bottom w:val="single" w:sz="4" w:space="1" w:color="AAB4C0"/>
-        </w:pBdr>
-      </w:pPr>
-    </w:p>
-    <w:p>
-      <w:pPr>
-        <w:spacing w:before="260"/>
-        <w:pBdr>
-          <w:bottom w:val="single" w:sz="4" w:space="1" w:color="AAB4C0"/>
-        </w:pBdr>
-      </w:pPr>
-    </w:p>
-    <w:p>
-      <w:pPr>
-        <w:spacing w:before="260"/>
-        <w:pBdr>
-          <w:bottom w:val="single" w:sz="4" w:space="1" w:color="AAB4C0"/>
-        </w:pBdr>
-      </w:pPr>
-    </w:p>
-    <w:p>
-      <w:pPr>
-        <w:spacing w:before="260"/>
-        <w:pBdr>
-          <w:bottom w:val="single" w:sz="4" w:space="1" w:color="AAB4C0"/>
-        </w:pBdr>
-      </w:pPr>
-    </w:p>
+    <w:tbl>
+      <w:tblPr>
+        <w:tblStyle w:val="TableGrid"/>
+        <w:tblW w:type="auto" w:w="0"/>
+        <w:tblLook w:firstColumn="1" w:firstRow="1" w:lastColumn="0" w:lastRow="0" w:noHBand="0" w:noVBand="1" w:val="04A0"/>
+      </w:tblPr>
+      <w:tblGrid>
+        <w:gridCol w:w="8640"/>
+      </w:tblGrid>
+      <w:tr>
+        <w:trPr>
+          <w:trHeight w:val="1360" w:hRule="atLeast"/>
+        </w:trPr>
+        <w:tc>
+          <w:tcPr>
+            <w:tcW w:type="dxa" w:w="8640"/>
+          </w:tcPr>
+          <w:p>
+            <w:pPr>
+              <w:spacing w:before="40"/>
+            </w:pPr>
+          </w:p>
+        </w:tc>
+      </w:tr>
+    </w:tbl>
+    <w:p/>
     <w:p>
       <w:pPr>
         <w:pBdr>
@@ -746,30 +716,32 @@
         <w:t>(AO1)</w:t>
       </w:r>
     </w:p>
-    <w:p>
-      <w:pPr>
-        <w:spacing w:before="260"/>
-        <w:pBdr>
-          <w:bottom w:val="single" w:sz="4" w:space="1" w:color="AAB4C0"/>
-        </w:pBdr>
-      </w:pPr>
-    </w:p>
-    <w:p>
-      <w:pPr>
-        <w:spacing w:before="260"/>
-        <w:pBdr>
-          <w:bottom w:val="single" w:sz="4" w:space="1" w:color="AAB4C0"/>
-        </w:pBdr>
-      </w:pPr>
-    </w:p>
-    <w:p>
-      <w:pPr>
-        <w:spacing w:before="260"/>
-        <w:pBdr>
-          <w:bottom w:val="single" w:sz="4" w:space="1" w:color="AAB4C0"/>
-        </w:pBdr>
-      </w:pPr>
-    </w:p>
+    <w:tbl>
+      <w:tblPr>
+        <w:tblStyle w:val="TableGrid"/>
+        <w:tblW w:type="auto" w:w="0"/>
+        <w:tblLook w:firstColumn="1" w:firstRow="1" w:lastColumn="0" w:lastRow="0" w:noHBand="0" w:noVBand="1" w:val="04A0"/>
+      </w:tblPr>
+      <w:tblGrid>
+        <w:gridCol w:w="8640"/>
+      </w:tblGrid>
+      <w:tr>
+        <w:trPr>
+          <w:trHeight w:val="1020" w:hRule="atLeast"/>
+        </w:trPr>
+        <w:tc>
+          <w:tcPr>
+            <w:tcW w:type="dxa" w:w="8640"/>
+          </w:tcPr>
+          <w:p>
+            <w:pPr>
+              <w:spacing w:before="40"/>
+            </w:pPr>
+          </w:p>
+        </w:tc>
+      </w:tr>
+    </w:tbl>
+    <w:p/>
     <w:p>
       <w:pPr>
         <w:pBdr>
@@ -863,30 +835,32 @@
         <w:t>(AO2)</w:t>
       </w:r>
     </w:p>
-    <w:p>
-      <w:pPr>
-        <w:spacing w:before="260"/>
-        <w:pBdr>
-          <w:bottom w:val="single" w:sz="4" w:space="1" w:color="AAB4C0"/>
-        </w:pBdr>
-      </w:pPr>
-    </w:p>
-    <w:p>
-      <w:pPr>
-        <w:spacing w:before="260"/>
-        <w:pBdr>
-          <w:bottom w:val="single" w:sz="4" w:space="1" w:color="AAB4C0"/>
-        </w:pBdr>
-      </w:pPr>
-    </w:p>
-    <w:p>
-      <w:pPr>
-        <w:spacing w:before="260"/>
-        <w:pBdr>
-          <w:bottom w:val="single" w:sz="4" w:space="1" w:color="AAB4C0"/>
-        </w:pBdr>
-      </w:pPr>
-    </w:p>
+    <w:tbl>
+      <w:tblPr>
+        <w:tblStyle w:val="TableGrid"/>
+        <w:tblW w:type="auto" w:w="0"/>
+        <w:tblLook w:firstColumn="1" w:firstRow="1" w:lastColumn="0" w:lastRow="0" w:noHBand="0" w:noVBand="1" w:val="04A0"/>
+      </w:tblPr>
+      <w:tblGrid>
+        <w:gridCol w:w="8640"/>
+      </w:tblGrid>
+      <w:tr>
+        <w:trPr>
+          <w:trHeight w:val="1020" w:hRule="atLeast"/>
+        </w:trPr>
+        <w:tc>
+          <w:tcPr>
+            <w:tcW w:type="dxa" w:w="8640"/>
+          </w:tcPr>
+          <w:p>
+            <w:pPr>
+              <w:spacing w:before="40"/>
+            </w:pPr>
+          </w:p>
+        </w:tc>
+      </w:tr>
+    </w:tbl>
+    <w:p/>
     <w:p>
       <w:pPr>
         <w:pBdr>
@@ -980,30 +954,32 @@
         <w:t>(AO1)</w:t>
       </w:r>
     </w:p>
-    <w:p>
-      <w:pPr>
-        <w:spacing w:before="260"/>
-        <w:pBdr>
-          <w:bottom w:val="single" w:sz="4" w:space="1" w:color="AAB4C0"/>
-        </w:pBdr>
-      </w:pPr>
-    </w:p>
-    <w:p>
-      <w:pPr>
-        <w:spacing w:before="260"/>
-        <w:pBdr>
-          <w:bottom w:val="single" w:sz="4" w:space="1" w:color="AAB4C0"/>
-        </w:pBdr>
-      </w:pPr>
-    </w:p>
-    <w:p>
-      <w:pPr>
-        <w:spacing w:before="260"/>
-        <w:pBdr>
-          <w:bottom w:val="single" w:sz="4" w:space="1" w:color="AAB4C0"/>
-        </w:pBdr>
-      </w:pPr>
-    </w:p>
+    <w:tbl>
+      <w:tblPr>
+        <w:tblStyle w:val="TableGrid"/>
+        <w:tblW w:type="auto" w:w="0"/>
+        <w:tblLook w:firstColumn="1" w:firstRow="1" w:lastColumn="0" w:lastRow="0" w:noHBand="0" w:noVBand="1" w:val="04A0"/>
+      </w:tblPr>
+      <w:tblGrid>
+        <w:gridCol w:w="8640"/>
+      </w:tblGrid>
+      <w:tr>
+        <w:trPr>
+          <w:trHeight w:val="1020" w:hRule="atLeast"/>
+        </w:trPr>
+        <w:tc>
+          <w:tcPr>
+            <w:tcW w:type="dxa" w:w="8640"/>
+          </w:tcPr>
+          <w:p>
+            <w:pPr>
+              <w:spacing w:before="40"/>
+            </w:pPr>
+          </w:p>
+        </w:tc>
+      </w:tr>
+    </w:tbl>
+    <w:p/>
     <w:p>
       <w:pPr>
         <w:pBdr>

--- a/Course/1 Component 1 - Computer Systems/1.2 Software and Software Development/1.2.3 Software Development/4 Homework (editable).docx
+++ b/Course/1 Component 1 - Computer Systems/1.2 Software and Software Development/1.2.3 Software Development/4 Homework (editable).docx
@@ -64,7 +64,21 @@
           <w:b w:val="0"/>
           <w:i w:val="0"/>
         </w:rPr>
-        <w:t xml:space="preserve"> State, in the correct order, the five main stages of the software development lifecycle. </w:t>
+        <w:t xml:space="preserve"> State, in the correct order, the five main stages of the </w:t>
+      </w:r>
+      <w:r>
+        <w:rPr>
+          <w:b/>
+          <w:i w:val="0"/>
+        </w:rPr>
+        <w:t>waterfall</w:t>
+      </w:r>
+      <w:r>
+        <w:rPr>
+          <w:b w:val="0"/>
+          <w:i w:val="0"/>
+        </w:rPr>
+        <w:t xml:space="preserve"> lifecycle. </w:t>
       </w:r>
       <w:r>
         <w:rPr>
@@ -141,42 +155,56 @@
           <w:b w:val="0"/>
           <w:i w:val="0"/>
         </w:rPr>
-        <w:t xml:space="preserve"> Describe </w:t>
+        <w:t xml:space="preserve"> A company is building software for a client whose requirements are </w:t>
       </w:r>
       <w:r>
         <w:rPr>
           <w:b/>
           <w:i w:val="0"/>
         </w:rPr>
-        <w:t>two</w:t>
+        <w:t>likely to change frequently</w:t>
       </w:r>
       <w:r>
         <w:rPr>
           <w:b w:val="0"/>
           <w:i w:val="0"/>
         </w:rPr>
-        <w:t xml:space="preserve"> activities carried out during the </w:t>
+        <w:t xml:space="preserve"> during the project. Explain why an </w:t>
       </w:r>
       <w:r>
         <w:rPr>
           <w:b/>
           <w:i w:val="0"/>
         </w:rPr>
-        <w:t>Analysis</w:t>
+        <w:t>agile</w:t>
       </w:r>
       <w:r>
         <w:rPr>
           <w:b w:val="0"/>
           <w:i w:val="0"/>
         </w:rPr>
-        <w:t xml:space="preserve"> stage. </w:t>
+        <w:t xml:space="preserve"> methodology is more suitable than the </w:t>
       </w:r>
       <w:r>
         <w:rPr>
           <w:b/>
           <w:i w:val="0"/>
         </w:rPr>
-        <w:t>[2]</w:t>
+        <w:t>waterfall</w:t>
+      </w:r>
+      <w:r>
+        <w:rPr>
+          <w:b w:val="0"/>
+          <w:i w:val="0"/>
+        </w:rPr>
+        <w:t xml:space="preserve"> model for this project. </w:t>
+      </w:r>
+      <w:r>
+        <w:rPr>
+          <w:b/>
+          <w:i w:val="0"/>
+        </w:rPr>
+        <w:t>[3]</w:t>
       </w:r>
       <w:r>
         <w:rPr>
@@ -190,7 +218,7 @@
           <w:b w:val="0"/>
           <w:i/>
         </w:rPr>
-        <w:t>(AO1)</w:t>
+        <w:t>(AO2)</w:t>
       </w:r>
     </w:p>
     <w:tbl>
@@ -204,7 +232,7 @@
       </w:tblGrid>
       <w:tr>
         <w:trPr>
-          <w:trHeight w:val="1020" w:hRule="atLeast"/>
+          <w:trHeight w:val="1360" w:hRule="atLeast"/>
         </w:trPr>
         <w:tc>
           <w:tcPr>
@@ -219,6 +247,13 @@
       </w:tr>
     </w:tbl>
     <w:p/>
+    <w:p>
+      <w:pPr>
+        <w:pBdr>
+          <w:bottom w:val="single" w:sz="6" w:space="1" w:color="AAAAAA"/>
+        </w:pBdr>
+      </w:pPr>
+    </w:p>
     <w:p>
       <w:pPr>
         <w:pBdr>
@@ -505,42 +540,42 @@
           <w:b w:val="0"/>
           <w:i w:val="0"/>
         </w:rPr>
-        <w:t xml:space="preserve"> During the </w:t>
+        <w:t xml:space="preserve"> Describe how a system is developed using </w:t>
       </w:r>
       <w:r>
         <w:rPr>
           <w:b/>
           <w:i w:val="0"/>
         </w:rPr>
-        <w:t>Evaluation</w:t>
+        <w:t>Rapid Application Development (RAD)</w:t>
       </w:r>
       <w:r>
         <w:rPr>
           <w:b w:val="0"/>
           <w:i w:val="0"/>
         </w:rPr>
-        <w:t xml:space="preserve"> stage a finished system is judged against the original requirements. State </w:t>
+        <w:t xml:space="preserve">, and state </w:t>
       </w:r>
       <w:r>
         <w:rPr>
           <w:b/>
           <w:i w:val="0"/>
         </w:rPr>
-        <w:t>three</w:t>
+        <w:t>one</w:t>
       </w:r>
       <w:r>
         <w:rPr>
           <w:b w:val="0"/>
           <w:i w:val="0"/>
         </w:rPr>
-        <w:t xml:space="preserve"> criteria (qualities) against which the system should be evaluated. </w:t>
+        <w:t xml:space="preserve"> drawback of this methodology. </w:t>
       </w:r>
       <w:r>
         <w:rPr>
           <w:b/>
           <w:i w:val="0"/>
         </w:rPr>
-        <w:t>[3]</w:t>
+        <w:t>[2]</w:t>
       </w:r>
       <w:r>
         <w:rPr>
@@ -568,7 +603,7 @@
       </w:tblGrid>
       <w:tr>
         <w:trPr>
-          <w:trHeight w:val="1360" w:hRule="atLeast"/>
+          <w:trHeight w:val="1020" w:hRule="atLeast"/>
         </w:trPr>
         <w:tc>
           <w:tcPr>
@@ -583,13 +618,6 @@
       </w:tr>
     </w:tbl>
     <w:p/>
-    <w:p>
-      <w:pPr>
-        <w:pBdr>
-          <w:bottom w:val="single" w:sz="6" w:space="1" w:color="AAAAAA"/>
-        </w:pBdr>
-      </w:pPr>
-    </w:p>
     <w:p>
       <w:pPr>
         <w:pBdr>

--- a/Course/1 Component 1 - Computer Systems/1.2 Software and Software Development/1.2.3 Software Development/4 Homework (editable).docx
+++ b/Course/1 Component 1 - Computer Systems/1.2 Software and Software Development/1.2.3 Software Development/4 Homework (editable).docx
@@ -64,7 +64,7 @@
           <w:b w:val="0"/>
           <w:i w:val="0"/>
         </w:rPr>
-        <w:t xml:space="preserve"> State, in the correct order, the five main stages of the </w:t>
+        <w:t xml:space="preserve"> The five main stages of the </w:t>
       </w:r>
       <w:r>
         <w:rPr>
@@ -78,7 +78,21 @@
           <w:b w:val="0"/>
           <w:i w:val="0"/>
         </w:rPr>
-        <w:t xml:space="preserve"> lifecycle. </w:t>
+        <w:t xml:space="preserve"> lifecycle are shown below in a jumbled order. Number them </w:t>
+      </w:r>
+      <w:r>
+        <w:rPr>
+          <w:b/>
+          <w:i w:val="0"/>
+        </w:rPr>
+        <w:t>1–5</w:t>
+      </w:r>
+      <w:r>
+        <w:rPr>
+          <w:b w:val="0"/>
+          <w:i w:val="0"/>
+        </w:rPr>
+        <w:t xml:space="preserve"> to show the correct order. </w:t>
       </w:r>
       <w:r>
         <w:rPr>
@@ -109,39 +123,178 @@
         <w:tblLook w:firstColumn="1" w:firstRow="1" w:lastColumn="0" w:lastRow="0" w:noHBand="0" w:noVBand="1" w:val="04A0"/>
       </w:tblPr>
       <w:tblGrid>
-        <w:gridCol w:w="8640"/>
+        <w:gridCol w:w="4320"/>
+        <w:gridCol w:w="4320"/>
       </w:tblGrid>
       <w:tr>
-        <w:trPr>
-          <w:trHeight w:val="1020" w:hRule="atLeast"/>
-        </w:trPr>
         <w:tc>
           <w:tcPr>
-            <w:tcW w:type="dxa" w:w="8640"/>
+            <w:tcW w:type="dxa" w:w="4320"/>
+            <w:shd w:fill="D9E2F3"/>
           </w:tcPr>
           <w:p>
-            <w:pPr>
-              <w:spacing w:before="40"/>
-            </w:pPr>
+            <w:r>
+              <w:rPr>
+                <w:b/>
+              </w:rPr>
+            </w:r>
+            <w:r>
+              <w:rPr>
+                <w:b/>
+                <w:i w:val="0"/>
+              </w:rPr>
+              <w:t>Stage</w:t>
+            </w:r>
+          </w:p>
+        </w:tc>
+        <w:tc>
+          <w:tcPr>
+            <w:tcW w:type="dxa" w:w="4320"/>
+            <w:shd w:fill="D9E2F3"/>
+          </w:tcPr>
+          <w:p>
+            <w:r>
+              <w:rPr>
+                <w:b/>
+              </w:rPr>
+            </w:r>
+            <w:r>
+              <w:rPr>
+                <w:b/>
+                <w:i w:val="0"/>
+              </w:rPr>
+              <w:t>Order (1–5)</w:t>
+            </w:r>
+          </w:p>
+        </w:tc>
+      </w:tr>
+      <w:tr>
+        <w:tc>
+          <w:tcPr>
+            <w:tcW w:type="dxa" w:w="4320"/>
+          </w:tcPr>
+          <w:p>
+            <w:r/>
+            <w:r>
+              <w:rPr>
+                <w:b w:val="0"/>
+                <w:i w:val="0"/>
+              </w:rPr>
+              <w:t>Testing</w:t>
+            </w:r>
+          </w:p>
+        </w:tc>
+        <w:tc>
+          <w:tcPr>
+            <w:tcW w:type="dxa" w:w="4320"/>
+          </w:tcPr>
+          <w:p>
+            <w:r/>
+          </w:p>
+        </w:tc>
+      </w:tr>
+      <w:tr>
+        <w:tc>
+          <w:tcPr>
+            <w:tcW w:type="dxa" w:w="4320"/>
+          </w:tcPr>
+          <w:p>
+            <w:r/>
+            <w:r>
+              <w:rPr>
+                <w:b w:val="0"/>
+                <w:i w:val="0"/>
+              </w:rPr>
+              <w:t>Analysis (requirements)</w:t>
+            </w:r>
+          </w:p>
+        </w:tc>
+        <w:tc>
+          <w:tcPr>
+            <w:tcW w:type="dxa" w:w="4320"/>
+          </w:tcPr>
+          <w:p>
+            <w:r/>
+          </w:p>
+        </w:tc>
+      </w:tr>
+      <w:tr>
+        <w:tc>
+          <w:tcPr>
+            <w:tcW w:type="dxa" w:w="4320"/>
+          </w:tcPr>
+          <w:p>
+            <w:r/>
+            <w:r>
+              <w:rPr>
+                <w:b w:val="0"/>
+                <w:i w:val="0"/>
+              </w:rPr>
+              <w:t>Evaluation / maintenance</w:t>
+            </w:r>
+          </w:p>
+        </w:tc>
+        <w:tc>
+          <w:tcPr>
+            <w:tcW w:type="dxa" w:w="4320"/>
+          </w:tcPr>
+          <w:p>
+            <w:r/>
+          </w:p>
+        </w:tc>
+      </w:tr>
+      <w:tr>
+        <w:tc>
+          <w:tcPr>
+            <w:tcW w:type="dxa" w:w="4320"/>
+          </w:tcPr>
+          <w:p>
+            <w:r/>
+            <w:r>
+              <w:rPr>
+                <w:b w:val="0"/>
+                <w:i w:val="0"/>
+              </w:rPr>
+              <w:t>Design</w:t>
+            </w:r>
+          </w:p>
+        </w:tc>
+        <w:tc>
+          <w:tcPr>
+            <w:tcW w:type="dxa" w:w="4320"/>
+          </w:tcPr>
+          <w:p>
+            <w:r/>
+          </w:p>
+        </w:tc>
+      </w:tr>
+      <w:tr>
+        <w:tc>
+          <w:tcPr>
+            <w:tcW w:type="dxa" w:w="4320"/>
+          </w:tcPr>
+          <w:p>
+            <w:r/>
+            <w:r>
+              <w:rPr>
+                <w:b w:val="0"/>
+                <w:i w:val="0"/>
+              </w:rPr>
+              <w:t>Development (coding)</w:t>
+            </w:r>
+          </w:p>
+        </w:tc>
+        <w:tc>
+          <w:tcPr>
+            <w:tcW w:type="dxa" w:w="4320"/>
+          </w:tcPr>
+          <w:p>
+            <w:r/>
           </w:p>
         </w:tc>
       </w:tr>
     </w:tbl>
     <w:p/>
-    <w:p>
-      <w:pPr>
-        <w:pBdr>
-          <w:bottom w:val="single" w:sz="6" w:space="1" w:color="AAAAAA"/>
-        </w:pBdr>
-      </w:pPr>
-    </w:p>
-    <w:p>
-      <w:pPr>
-        <w:pBdr>
-          <w:bottom w:val="single" w:sz="6" w:space="1" w:color="AAAAAA"/>
-        </w:pBdr>
-      </w:pPr>
-    </w:p>
     <w:p>
       <w:r>
         <w:rPr>
@@ -149,6 +302,963 @@
           <w:i w:val="0"/>
         </w:rPr>
         <w:t>2.</w:t>
+      </w:r>
+      <w:r>
+        <w:rPr>
+          <w:b w:val="0"/>
+          <w:i w:val="0"/>
+        </w:rPr>
+        <w:t xml:space="preserve"> Tick </w:t>
+      </w:r>
+      <w:r>
+        <w:rPr>
+          <w:b/>
+          <w:i w:val="0"/>
+        </w:rPr>
+        <w:t>True</w:t>
+      </w:r>
+      <w:r>
+        <w:rPr>
+          <w:b w:val="0"/>
+          <w:i w:val="0"/>
+        </w:rPr>
+        <w:t xml:space="preserve"> or </w:t>
+      </w:r>
+      <w:r>
+        <w:rPr>
+          <w:b/>
+          <w:i w:val="0"/>
+        </w:rPr>
+        <w:t>False</w:t>
+      </w:r>
+      <w:r>
+        <w:rPr>
+          <w:b w:val="0"/>
+          <w:i w:val="0"/>
+        </w:rPr>
+        <w:t xml:space="preserve"> for each statement. If a statement is false, write a correction in the final column. </w:t>
+      </w:r>
+      <w:r>
+        <w:rPr>
+          <w:b/>
+          <w:i w:val="0"/>
+        </w:rPr>
+        <w:t>[3]</w:t>
+      </w:r>
+      <w:r>
+        <w:rPr>
+          <w:b w:val="0"/>
+          <w:i w:val="0"/>
+        </w:rPr>
+        <w:t xml:space="preserve"> </w:t>
+      </w:r>
+      <w:r>
+        <w:rPr>
+          <w:b w:val="0"/>
+          <w:i/>
+        </w:rPr>
+        <w:t>(AO1)</w:t>
+      </w:r>
+    </w:p>
+    <w:tbl>
+      <w:tblPr>
+        <w:tblStyle w:val="TableGrid"/>
+        <w:tblW w:type="auto" w:w="0"/>
+        <w:tblLook w:firstColumn="1" w:firstRow="1" w:lastColumn="0" w:lastRow="0" w:noHBand="0" w:noVBand="1" w:val="04A0"/>
+      </w:tblPr>
+      <w:tblGrid>
+        <w:gridCol w:w="2880"/>
+        <w:gridCol w:w="2880"/>
+        <w:gridCol w:w="2880"/>
+      </w:tblGrid>
+      <w:tr>
+        <w:tc>
+          <w:tcPr>
+            <w:tcW w:type="dxa" w:w="2880"/>
+            <w:shd w:fill="D9E2F3"/>
+          </w:tcPr>
+          <w:p>
+            <w:r>
+              <w:rPr>
+                <w:b/>
+              </w:rPr>
+            </w:r>
+            <w:r>
+              <w:rPr>
+                <w:b/>
+                <w:i w:val="0"/>
+              </w:rPr>
+              <w:t>Statement</w:t>
+            </w:r>
+          </w:p>
+        </w:tc>
+        <w:tc>
+          <w:tcPr>
+            <w:tcW w:type="dxa" w:w="2880"/>
+            <w:shd w:fill="D9E2F3"/>
+          </w:tcPr>
+          <w:p>
+            <w:r>
+              <w:rPr>
+                <w:b/>
+              </w:rPr>
+            </w:r>
+            <w:r>
+              <w:rPr>
+                <w:b/>
+                <w:i w:val="0"/>
+              </w:rPr>
+              <w:t>True / False</w:t>
+            </w:r>
+          </w:p>
+        </w:tc>
+        <w:tc>
+          <w:tcPr>
+            <w:tcW w:type="dxa" w:w="2880"/>
+            <w:shd w:fill="D9E2F3"/>
+          </w:tcPr>
+          <w:p>
+            <w:r>
+              <w:rPr>
+                <w:b/>
+              </w:rPr>
+            </w:r>
+            <w:r>
+              <w:rPr>
+                <w:b/>
+                <w:i w:val="0"/>
+              </w:rPr>
+              <w:t>Correction if false</w:t>
+            </w:r>
+          </w:p>
+        </w:tc>
+      </w:tr>
+      <w:tr>
+        <w:tc>
+          <w:tcPr>
+            <w:tcW w:type="dxa" w:w="2880"/>
+          </w:tcPr>
+          <w:p>
+            <w:r/>
+            <w:r>
+              <w:rPr>
+                <w:b w:val="0"/>
+                <w:i w:val="0"/>
+              </w:rPr>
+              <w:t>In extreme programming, developers always write code alone so that they can concentrate.</w:t>
+            </w:r>
+          </w:p>
+        </w:tc>
+        <w:tc>
+          <w:tcPr>
+            <w:tcW w:type="dxa" w:w="2880"/>
+          </w:tcPr>
+          <w:p>
+            <w:r/>
+          </w:p>
+        </w:tc>
+        <w:tc>
+          <w:tcPr>
+            <w:tcW w:type="dxa" w:w="2880"/>
+          </w:tcPr>
+          <w:p>
+            <w:r/>
+          </w:p>
+        </w:tc>
+      </w:tr>
+      <w:tr>
+        <w:tc>
+          <w:tcPr>
+            <w:tcW w:type="dxa" w:w="2880"/>
+          </w:tcPr>
+          <w:p>
+            <w:r/>
+            <w:r>
+              <w:rPr>
+                <w:b w:val="0"/>
+                <w:i w:val="0"/>
+              </w:rPr>
+              <w:t>In the waterfall model, the client is mainly involved at the start (requirements) and the end (evaluation), not during every stage.</w:t>
+            </w:r>
+          </w:p>
+        </w:tc>
+        <w:tc>
+          <w:tcPr>
+            <w:tcW w:type="dxa" w:w="2880"/>
+          </w:tcPr>
+          <w:p>
+            <w:r/>
+          </w:p>
+        </w:tc>
+        <w:tc>
+          <w:tcPr>
+            <w:tcW w:type="dxa" w:w="2880"/>
+          </w:tcPr>
+          <w:p>
+            <w:r/>
+          </w:p>
+        </w:tc>
+      </w:tr>
+      <w:tr>
+        <w:tc>
+          <w:tcPr>
+            <w:tcW w:type="dxa" w:w="2880"/>
+          </w:tcPr>
+          <w:p>
+            <w:r/>
+            <w:r>
+              <w:rPr>
+                <w:b w:val="0"/>
+                <w:i w:val="0"/>
+              </w:rPr>
+              <w:t>There is no point testing a program with erroneous data, because the program is supposed to reject it anyway.</w:t>
+            </w:r>
+          </w:p>
+        </w:tc>
+        <w:tc>
+          <w:tcPr>
+            <w:tcW w:type="dxa" w:w="2880"/>
+          </w:tcPr>
+          <w:p>
+            <w:r/>
+          </w:p>
+        </w:tc>
+        <w:tc>
+          <w:tcPr>
+            <w:tcW w:type="dxa" w:w="2880"/>
+          </w:tcPr>
+          <w:p>
+            <w:r/>
+          </w:p>
+        </w:tc>
+      </w:tr>
+    </w:tbl>
+    <w:p/>
+    <w:p>
+      <w:r>
+        <w:rPr>
+          <w:b/>
+          <w:i w:val="0"/>
+        </w:rPr>
+        <w:t>3.</w:t>
+      </w:r>
+      <w:r>
+        <w:rPr>
+          <w:b w:val="0"/>
+          <w:i w:val="0"/>
+        </w:rPr>
+        <w:t xml:space="preserve"> A program accepts a percentage mark that must be between </w:t>
+      </w:r>
+      <w:r>
+        <w:rPr>
+          <w:b/>
+          <w:i w:val="0"/>
+        </w:rPr>
+        <w:t>0 and 100 inclusive</w:t>
+      </w:r>
+      <w:r>
+        <w:rPr>
+          <w:b w:val="0"/>
+          <w:i w:val="0"/>
+        </w:rPr>
+        <w:t xml:space="preserve">. Complete the table of test data for this input. </w:t>
+      </w:r>
+      <w:r>
+        <w:rPr>
+          <w:b/>
+          <w:i w:val="0"/>
+        </w:rPr>
+        <w:t>[3]</w:t>
+      </w:r>
+      <w:r>
+        <w:rPr>
+          <w:b w:val="0"/>
+          <w:i w:val="0"/>
+        </w:rPr>
+        <w:t xml:space="preserve"> </w:t>
+      </w:r>
+      <w:r>
+        <w:rPr>
+          <w:b w:val="0"/>
+          <w:i/>
+        </w:rPr>
+        <w:t>(AO2)</w:t>
+      </w:r>
+    </w:p>
+    <w:tbl>
+      <w:tblPr>
+        <w:tblStyle w:val="TableGrid"/>
+        <w:tblW w:type="auto" w:w="0"/>
+        <w:tblLook w:firstColumn="1" w:firstRow="1" w:lastColumn="0" w:lastRow="0" w:noHBand="0" w:noVBand="1" w:val="04A0"/>
+      </w:tblPr>
+      <w:tblGrid>
+        <w:gridCol w:w="2880"/>
+        <w:gridCol w:w="2880"/>
+        <w:gridCol w:w="2880"/>
+      </w:tblGrid>
+      <w:tr>
+        <w:tc>
+          <w:tcPr>
+            <w:tcW w:type="dxa" w:w="2880"/>
+            <w:shd w:fill="D9E2F3"/>
+          </w:tcPr>
+          <w:p>
+            <w:r>
+              <w:rPr>
+                <w:b/>
+              </w:rPr>
+            </w:r>
+            <w:r>
+              <w:rPr>
+                <w:b/>
+                <w:i w:val="0"/>
+              </w:rPr>
+              <w:t>Type of test data</w:t>
+            </w:r>
+          </w:p>
+        </w:tc>
+        <w:tc>
+          <w:tcPr>
+            <w:tcW w:type="dxa" w:w="2880"/>
+            <w:shd w:fill="D9E2F3"/>
+          </w:tcPr>
+          <w:p>
+            <w:r>
+              <w:rPr>
+                <w:b/>
+              </w:rPr>
+            </w:r>
+            <w:r>
+              <w:rPr>
+                <w:b/>
+                <w:i w:val="0"/>
+              </w:rPr>
+              <w:t>Example value</w:t>
+            </w:r>
+          </w:p>
+        </w:tc>
+        <w:tc>
+          <w:tcPr>
+            <w:tcW w:type="dxa" w:w="2880"/>
+            <w:shd w:fill="D9E2F3"/>
+          </w:tcPr>
+          <w:p>
+            <w:r>
+              <w:rPr>
+                <w:b/>
+              </w:rPr>
+            </w:r>
+            <w:r>
+              <w:rPr>
+                <w:b/>
+                <w:i w:val="0"/>
+              </w:rPr>
+              <w:t>What this test checks</w:t>
+            </w:r>
+          </w:p>
+        </w:tc>
+      </w:tr>
+      <w:tr>
+        <w:tc>
+          <w:tcPr>
+            <w:tcW w:type="dxa" w:w="2880"/>
+          </w:tcPr>
+          <w:p>
+            <w:r/>
+            <w:r>
+              <w:rPr>
+                <w:b w:val="0"/>
+                <w:i w:val="0"/>
+              </w:rPr>
+              <w:t>Normal (valid)</w:t>
+            </w:r>
+          </w:p>
+        </w:tc>
+        <w:tc>
+          <w:tcPr>
+            <w:tcW w:type="dxa" w:w="2880"/>
+          </w:tcPr>
+          <w:p>
+            <w:r/>
+            <w:r>
+              <w:rPr>
+                <w:b w:val="0"/>
+                <w:i w:val="0"/>
+              </w:rPr>
+              <w:t>(a)</w:t>
+            </w:r>
+          </w:p>
+        </w:tc>
+        <w:tc>
+          <w:tcPr>
+            <w:tcW w:type="dxa" w:w="2880"/>
+          </w:tcPr>
+          <w:p>
+            <w:r/>
+            <w:r>
+              <w:rPr>
+                <w:b w:val="0"/>
+                <w:i w:val="0"/>
+              </w:rPr>
+              <w:t>(b)</w:t>
+            </w:r>
+          </w:p>
+        </w:tc>
+      </w:tr>
+      <w:tr>
+        <w:tc>
+          <w:tcPr>
+            <w:tcW w:type="dxa" w:w="2880"/>
+          </w:tcPr>
+          <w:p>
+            <w:r/>
+            <w:r>
+              <w:rPr>
+                <w:b w:val="0"/>
+                <w:i w:val="0"/>
+              </w:rPr>
+              <w:t>Boundary</w:t>
+            </w:r>
+          </w:p>
+        </w:tc>
+        <w:tc>
+          <w:tcPr>
+            <w:tcW w:type="dxa" w:w="2880"/>
+          </w:tcPr>
+          <w:p>
+            <w:r/>
+            <w:r>
+              <w:rPr>
+                <w:b w:val="0"/>
+                <w:i w:val="0"/>
+              </w:rPr>
+              <w:t>(c)</w:t>
+            </w:r>
+          </w:p>
+        </w:tc>
+        <w:tc>
+          <w:tcPr>
+            <w:tcW w:type="dxa" w:w="2880"/>
+          </w:tcPr>
+          <w:p>
+            <w:r/>
+            <w:r>
+              <w:rPr>
+                <w:b w:val="0"/>
+                <w:i w:val="0"/>
+              </w:rPr>
+              <w:t>(d)</w:t>
+            </w:r>
+          </w:p>
+        </w:tc>
+      </w:tr>
+      <w:tr>
+        <w:tc>
+          <w:tcPr>
+            <w:tcW w:type="dxa" w:w="2880"/>
+          </w:tcPr>
+          <w:p>
+            <w:r/>
+            <w:r>
+              <w:rPr>
+                <w:b w:val="0"/>
+                <w:i w:val="0"/>
+              </w:rPr>
+              <w:t>Erroneous</w:t>
+            </w:r>
+          </w:p>
+        </w:tc>
+        <w:tc>
+          <w:tcPr>
+            <w:tcW w:type="dxa" w:w="2880"/>
+          </w:tcPr>
+          <w:p>
+            <w:r/>
+            <w:r>
+              <w:rPr>
+                <w:b w:val="0"/>
+                <w:i w:val="0"/>
+              </w:rPr>
+              <w:t>(e)</w:t>
+            </w:r>
+          </w:p>
+        </w:tc>
+        <w:tc>
+          <w:tcPr>
+            <w:tcW w:type="dxa" w:w="2880"/>
+          </w:tcPr>
+          <w:p>
+            <w:r/>
+            <w:r>
+              <w:rPr>
+                <w:b w:val="0"/>
+                <w:i w:val="0"/>
+              </w:rPr>
+              <w:t>(f)</w:t>
+            </w:r>
+          </w:p>
+        </w:tc>
+      </w:tr>
+    </w:tbl>
+    <w:p/>
+    <w:p>
+      <w:r>
+        <w:rPr>
+          <w:b/>
+          <w:i w:val="0"/>
+        </w:rPr>
+        <w:t>4.</w:t>
+      </w:r>
+      <w:r>
+        <w:rPr>
+          <w:b w:val="0"/>
+          <w:i w:val="0"/>
+        </w:rPr>
+        <w:t xml:space="preserve"> Match each methodology to its description by writing the correct </w:t>
+      </w:r>
+      <w:r>
+        <w:rPr>
+          <w:b/>
+          <w:i w:val="0"/>
+        </w:rPr>
+        <w:t>letter</w:t>
+      </w:r>
+      <w:r>
+        <w:rPr>
+          <w:b w:val="0"/>
+          <w:i w:val="0"/>
+        </w:rPr>
+        <w:t xml:space="preserve"> in the Match column. Two descriptions are not needed. </w:t>
+      </w:r>
+      <w:r>
+        <w:rPr>
+          <w:b/>
+          <w:i w:val="0"/>
+        </w:rPr>
+        <w:t>[2]</w:t>
+      </w:r>
+      <w:r>
+        <w:rPr>
+          <w:b w:val="0"/>
+          <w:i w:val="0"/>
+        </w:rPr>
+        <w:t xml:space="preserve"> </w:t>
+      </w:r>
+      <w:r>
+        <w:rPr>
+          <w:b w:val="0"/>
+          <w:i/>
+        </w:rPr>
+        <w:t>(AO1)</w:t>
+      </w:r>
+    </w:p>
+    <w:tbl>
+      <w:tblPr>
+        <w:tblStyle w:val="TableGrid"/>
+        <w:tblW w:type="auto" w:w="0"/>
+        <w:tblLook w:firstColumn="1" w:firstRow="1" w:lastColumn="0" w:lastRow="0" w:noHBand="0" w:noVBand="1" w:val="04A0"/>
+      </w:tblPr>
+      <w:tblGrid>
+        <w:gridCol w:w="4320"/>
+        <w:gridCol w:w="4320"/>
+      </w:tblGrid>
+      <w:tr>
+        <w:tc>
+          <w:tcPr>
+            <w:tcW w:type="dxa" w:w="4320"/>
+            <w:shd w:fill="D9E2F3"/>
+          </w:tcPr>
+          <w:p>
+            <w:r>
+              <w:rPr>
+                <w:b/>
+              </w:rPr>
+            </w:r>
+            <w:r>
+              <w:rPr>
+                <w:b/>
+                <w:i w:val="0"/>
+              </w:rPr>
+              <w:t>Methodology</w:t>
+            </w:r>
+          </w:p>
+        </w:tc>
+        <w:tc>
+          <w:tcPr>
+            <w:tcW w:type="dxa" w:w="4320"/>
+            <w:shd w:fill="D9E2F3"/>
+          </w:tcPr>
+          <w:p>
+            <w:r>
+              <w:rPr>
+                <w:b/>
+              </w:rPr>
+            </w:r>
+            <w:r>
+              <w:rPr>
+                <w:b/>
+                <w:i w:val="0"/>
+              </w:rPr>
+              <w:t>Match</w:t>
+            </w:r>
+          </w:p>
+        </w:tc>
+      </w:tr>
+      <w:tr>
+        <w:tc>
+          <w:tcPr>
+            <w:tcW w:type="dxa" w:w="4320"/>
+          </w:tcPr>
+          <w:p>
+            <w:r/>
+            <w:r>
+              <w:rPr>
+                <w:b w:val="0"/>
+                <w:i w:val="0"/>
+              </w:rPr>
+              <w:t>Waterfall</w:t>
+            </w:r>
+          </w:p>
+        </w:tc>
+        <w:tc>
+          <w:tcPr>
+            <w:tcW w:type="dxa" w:w="4320"/>
+          </w:tcPr>
+          <w:p>
+            <w:r/>
+          </w:p>
+        </w:tc>
+      </w:tr>
+      <w:tr>
+        <w:tc>
+          <w:tcPr>
+            <w:tcW w:type="dxa" w:w="4320"/>
+          </w:tcPr>
+          <w:p>
+            <w:r/>
+            <w:r>
+              <w:rPr>
+                <w:b w:val="0"/>
+                <w:i w:val="0"/>
+              </w:rPr>
+              <w:t>Extreme programming</w:t>
+            </w:r>
+          </w:p>
+        </w:tc>
+        <w:tc>
+          <w:tcPr>
+            <w:tcW w:type="dxa" w:w="4320"/>
+          </w:tcPr>
+          <w:p>
+            <w:r/>
+          </w:p>
+        </w:tc>
+      </w:tr>
+      <w:tr>
+        <w:tc>
+          <w:tcPr>
+            <w:tcW w:type="dxa" w:w="4320"/>
+          </w:tcPr>
+          <w:p>
+            <w:r/>
+            <w:r>
+              <w:rPr>
+                <w:b w:val="0"/>
+                <w:i w:val="0"/>
+              </w:rPr>
+              <w:t>Rapid application development</w:t>
+            </w:r>
+          </w:p>
+        </w:tc>
+        <w:tc>
+          <w:tcPr>
+            <w:tcW w:type="dxa" w:w="4320"/>
+          </w:tcPr>
+          <w:p>
+            <w:r/>
+          </w:p>
+        </w:tc>
+      </w:tr>
+      <w:tr>
+        <w:tc>
+          <w:tcPr>
+            <w:tcW w:type="dxa" w:w="4320"/>
+          </w:tcPr>
+          <w:p>
+            <w:r/>
+            <w:r>
+              <w:rPr>
+                <w:b w:val="0"/>
+                <w:i w:val="0"/>
+              </w:rPr>
+              <w:t>Spiral</w:t>
+            </w:r>
+          </w:p>
+        </w:tc>
+        <w:tc>
+          <w:tcPr>
+            <w:tcW w:type="dxa" w:w="4320"/>
+          </w:tcPr>
+          <w:p>
+            <w:r/>
+          </w:p>
+        </w:tc>
+      </w:tr>
+    </w:tbl>
+    <w:p/>
+    <w:tbl>
+      <w:tblPr>
+        <w:tblStyle w:val="TableGrid"/>
+        <w:tblW w:type="auto" w:w="0"/>
+        <w:tblLook w:firstColumn="1" w:firstRow="1" w:lastColumn="0" w:lastRow="0" w:noHBand="0" w:noVBand="1" w:val="04A0"/>
+      </w:tblPr>
+      <w:tblGrid>
+        <w:gridCol w:w="4320"/>
+        <w:gridCol w:w="4320"/>
+      </w:tblGrid>
+      <w:tr>
+        <w:tc>
+          <w:tcPr>
+            <w:tcW w:type="dxa" w:w="4320"/>
+            <w:shd w:fill="D9E2F3"/>
+          </w:tcPr>
+          <w:p>
+            <w:r>
+              <w:rPr>
+                <w:b/>
+              </w:rPr>
+            </w:r>
+            <w:r>
+              <w:rPr>
+                <w:b/>
+                <w:i w:val="0"/>
+              </w:rPr>
+              <w:t>Letter</w:t>
+            </w:r>
+          </w:p>
+        </w:tc>
+        <w:tc>
+          <w:tcPr>
+            <w:tcW w:type="dxa" w:w="4320"/>
+            <w:shd w:fill="D9E2F3"/>
+          </w:tcPr>
+          <w:p>
+            <w:r>
+              <w:rPr>
+                <w:b/>
+              </w:rPr>
+            </w:r>
+            <w:r>
+              <w:rPr>
+                <w:b/>
+                <w:i w:val="0"/>
+              </w:rPr>
+              <w:t>Description</w:t>
+            </w:r>
+          </w:p>
+        </w:tc>
+      </w:tr>
+      <w:tr>
+        <w:tc>
+          <w:tcPr>
+            <w:tcW w:type="dxa" w:w="4320"/>
+          </w:tcPr>
+          <w:p>
+            <w:r/>
+            <w:r>
+              <w:rPr>
+                <w:b w:val="0"/>
+                <w:i w:val="0"/>
+              </w:rPr>
+              <w:t>A</w:t>
+            </w:r>
+          </w:p>
+        </w:tc>
+        <w:tc>
+          <w:tcPr>
+            <w:tcW w:type="dxa" w:w="4320"/>
+          </w:tcPr>
+          <w:p>
+            <w:r/>
+            <w:r>
+              <w:rPr>
+                <w:b w:val="0"/>
+                <w:i w:val="0"/>
+              </w:rPr>
+              <w:t>A prototype is built quickly, then repeatedly refined using user feedback until it becomes the final system</w:t>
+            </w:r>
+          </w:p>
+        </w:tc>
+      </w:tr>
+      <w:tr>
+        <w:tc>
+          <w:tcPr>
+            <w:tcW w:type="dxa" w:w="4320"/>
+          </w:tcPr>
+          <w:p>
+            <w:r/>
+            <w:r>
+              <w:rPr>
+                <w:b w:val="0"/>
+                <w:i w:val="0"/>
+              </w:rPr>
+              <w:t>B</w:t>
+            </w:r>
+          </w:p>
+        </w:tc>
+        <w:tc>
+          <w:tcPr>
+            <w:tcW w:type="dxa" w:w="4320"/>
+          </w:tcPr>
+          <w:p>
+            <w:r/>
+            <w:r>
+              <w:rPr>
+                <w:b w:val="0"/>
+                <w:i w:val="0"/>
+              </w:rPr>
+              <w:t>Development passes through a sequence of stages, each completed and signed off before the next begins</w:t>
+            </w:r>
+          </w:p>
+        </w:tc>
+      </w:tr>
+      <w:tr>
+        <w:tc>
+          <w:tcPr>
+            <w:tcW w:type="dxa" w:w="4320"/>
+          </w:tcPr>
+          <w:p>
+            <w:r/>
+            <w:r>
+              <w:rPr>
+                <w:b w:val="0"/>
+                <w:i w:val="0"/>
+              </w:rPr>
+              <w:t>C</w:t>
+            </w:r>
+          </w:p>
+        </w:tc>
+        <w:tc>
+          <w:tcPr>
+            <w:tcW w:type="dxa" w:w="4320"/>
+          </w:tcPr>
+          <w:p>
+            <w:r/>
+            <w:r>
+              <w:rPr>
+                <w:b w:val="0"/>
+                <w:i w:val="0"/>
+              </w:rPr>
+              <w:t>Each loop starts by setting objectives and analysing risks before building and testing an increment — suited to large, risk-heavy projects</w:t>
+            </w:r>
+          </w:p>
+        </w:tc>
+      </w:tr>
+      <w:tr>
+        <w:tc>
+          <w:tcPr>
+            <w:tcW w:type="dxa" w:w="4320"/>
+          </w:tcPr>
+          <w:p>
+            <w:r/>
+            <w:r>
+              <w:rPr>
+                <w:b w:val="0"/>
+                <w:i w:val="0"/>
+              </w:rPr>
+              <w:t>D</w:t>
+            </w:r>
+          </w:p>
+        </w:tc>
+        <w:tc>
+          <w:tcPr>
+            <w:tcW w:type="dxa" w:w="4320"/>
+          </w:tcPr>
+          <w:p>
+            <w:r/>
+            <w:r>
+              <w:rPr>
+                <w:b w:val="0"/>
+                <w:i w:val="0"/>
+              </w:rPr>
+              <w:t>Emphasises code quality through practices such as pair programming, test-first development and frequent small releases</w:t>
+            </w:r>
+          </w:p>
+        </w:tc>
+      </w:tr>
+      <w:tr>
+        <w:tc>
+          <w:tcPr>
+            <w:tcW w:type="dxa" w:w="4320"/>
+          </w:tcPr>
+          <w:p>
+            <w:r/>
+            <w:r>
+              <w:rPr>
+                <w:b w:val="0"/>
+                <w:i w:val="0"/>
+              </w:rPr>
+              <w:t>E</w:t>
+            </w:r>
+          </w:p>
+        </w:tc>
+        <w:tc>
+          <w:tcPr>
+            <w:tcW w:type="dxa" w:w="4320"/>
+          </w:tcPr>
+          <w:p>
+            <w:r/>
+            <w:r>
+              <w:rPr>
+                <w:b w:val="0"/>
+                <w:i w:val="0"/>
+              </w:rPr>
+              <w:t>The whole program is translated into machine code in one go before it is run</w:t>
+            </w:r>
+          </w:p>
+        </w:tc>
+      </w:tr>
+      <w:tr>
+        <w:tc>
+          <w:tcPr>
+            <w:tcW w:type="dxa" w:w="4320"/>
+          </w:tcPr>
+          <w:p>
+            <w:r/>
+            <w:r>
+              <w:rPr>
+                <w:b w:val="0"/>
+                <w:i w:val="0"/>
+              </w:rPr>
+              <w:t>F</w:t>
+            </w:r>
+          </w:p>
+        </w:tc>
+        <w:tc>
+          <w:tcPr>
+            <w:tcW w:type="dxa" w:w="4320"/>
+          </w:tcPr>
+          <w:p>
+            <w:r/>
+            <w:r>
+              <w:rPr>
+                <w:b w:val="0"/>
+                <w:i w:val="0"/>
+              </w:rPr>
+              <w:t>Modules are tested individually using knowledge of the code inside them</w:t>
+            </w:r>
+          </w:p>
+        </w:tc>
+      </w:tr>
+    </w:tbl>
+    <w:p/>
+    <w:p>
+      <w:r>
+        <w:rPr>
+          <w:b/>
+          <w:i w:val="0"/>
+        </w:rPr>
+        <w:t>5.</w:t>
       </w:r>
       <w:r>
         <w:rPr>
@@ -169,7 +1279,23 @@
           <w:b w:val="0"/>
           <w:i w:val="0"/>
         </w:rPr>
-        <w:t xml:space="preserve"> during the project. Explain why an </w:t>
+        <w:t xml:space="preserve"> during the project.</w:t>
+      </w:r>
+    </w:p>
+    <w:p>
+      <w:r>
+        <w:rPr>
+          <w:b/>
+          <w:i w:val="0"/>
+        </w:rPr>
+        <w:t>(a)</w:t>
+      </w:r>
+      <w:r>
+        <w:rPr>
+          <w:b w:val="0"/>
+          <w:i w:val="0"/>
+        </w:rPr>
+        <w:t xml:space="preserve"> Explain why an </w:t>
       </w:r>
       <w:r>
         <w:rPr>
@@ -248,68 +1374,33 @@
     </w:tbl>
     <w:p/>
     <w:p>
-      <w:pPr>
-        <w:pBdr>
-          <w:bottom w:val="single" w:sz="6" w:space="1" w:color="AAAAAA"/>
-        </w:pBdr>
-      </w:pPr>
-    </w:p>
-    <w:p>
-      <w:pPr>
-        <w:pBdr>
-          <w:bottom w:val="single" w:sz="6" w:space="1" w:color="AAAAAA"/>
-        </w:pBdr>
-      </w:pPr>
-    </w:p>
-    <w:p>
-      <w:pPr>
-        <w:pBdr>
-          <w:bottom w:val="single" w:sz="6" w:space="1" w:color="AAAAAA"/>
-        </w:pBdr>
-      </w:pPr>
-    </w:p>
-    <w:p>
       <w:r>
         <w:rPr>
           <w:b/>
           <w:i w:val="0"/>
         </w:rPr>
-        <w:t>3.</w:t>
+        <w:t>(b)</w:t>
       </w:r>
       <w:r>
         <w:rPr>
           <w:b w:val="0"/>
           <w:i w:val="0"/>
         </w:rPr>
-        <w:t xml:space="preserve"> </w:t>
+        <w:t xml:space="preserve"> The company considers using </w:t>
       </w:r>
       <w:r>
         <w:rPr>
           <w:b/>
           <w:i w:val="0"/>
         </w:rPr>
-        <w:t>Extreme Programming (XP)</w:t>
+        <w:t>rapid application development (RAD)</w:t>
       </w:r>
       <w:r>
         <w:rPr>
           <w:b w:val="0"/>
           <w:i w:val="0"/>
         </w:rPr>
-        <w:t xml:space="preserve"> is an Agile approach. Describe </w:t>
-      </w:r>
-      <w:r>
-        <w:rPr>
-          <w:b/>
-          <w:i w:val="0"/>
-        </w:rPr>
-        <w:t>two</w:t>
-      </w:r>
-      <w:r>
-        <w:rPr>
-          <w:b w:val="0"/>
-          <w:i w:val="0"/>
-        </w:rPr>
-        <w:t xml:space="preserve"> practices that are characteristic of XP, and state </w:t>
+        <w:t xml:space="preserve"> instead. State </w:t>
       </w:r>
       <w:r>
         <w:rPr>
@@ -323,259 +1414,14 @@
           <w:b w:val="0"/>
           <w:i w:val="0"/>
         </w:rPr>
-        <w:t xml:space="preserve"> type of project for which XP is well suited. </w:t>
+        <w:t xml:space="preserve"> drawback of RAD. </w:t>
       </w:r>
       <w:r>
         <w:rPr>
           <w:b/>
           <w:i w:val="0"/>
         </w:rPr>
-        <w:t>[3]</w:t>
-      </w:r>
-      <w:r>
-        <w:rPr>
-          <w:b w:val="0"/>
-          <w:i w:val="0"/>
-        </w:rPr>
-        <w:t xml:space="preserve"> </w:t>
-      </w:r>
-      <w:r>
-        <w:rPr>
-          <w:b w:val="0"/>
-          <w:i/>
-        </w:rPr>
-        <w:t>(AO1 / AO2)</w:t>
-      </w:r>
-    </w:p>
-    <w:tbl>
-      <w:tblPr>
-        <w:tblStyle w:val="TableGrid"/>
-        <w:tblW w:type="auto" w:w="0"/>
-        <w:tblLook w:firstColumn="1" w:firstRow="1" w:lastColumn="0" w:lastRow="0" w:noHBand="0" w:noVBand="1" w:val="04A0"/>
-      </w:tblPr>
-      <w:tblGrid>
-        <w:gridCol w:w="8640"/>
-      </w:tblGrid>
-      <w:tr>
-        <w:trPr>
-          <w:trHeight w:val="1360" w:hRule="atLeast"/>
-        </w:trPr>
-        <w:tc>
-          <w:tcPr>
-            <w:tcW w:type="dxa" w:w="8640"/>
-          </w:tcPr>
-          <w:p>
-            <w:pPr>
-              <w:spacing w:before="40"/>
-            </w:pPr>
-          </w:p>
-        </w:tc>
-      </w:tr>
-    </w:tbl>
-    <w:p/>
-    <w:p>
-      <w:pPr>
-        <w:pBdr>
-          <w:bottom w:val="single" w:sz="6" w:space="1" w:color="AAAAAA"/>
-        </w:pBdr>
-      </w:pPr>
-    </w:p>
-    <w:p>
-      <w:pPr>
-        <w:pBdr>
-          <w:bottom w:val="single" w:sz="6" w:space="1" w:color="AAAAAA"/>
-        </w:pBdr>
-      </w:pPr>
-    </w:p>
-    <w:p>
-      <w:pPr>
-        <w:pBdr>
-          <w:bottom w:val="single" w:sz="6" w:space="1" w:color="AAAAAA"/>
-        </w:pBdr>
-      </w:pPr>
-    </w:p>
-    <w:p>
-      <w:r>
-        <w:rPr>
-          <w:b/>
-          <w:i w:val="0"/>
-        </w:rPr>
-        <w:t>4.</w:t>
-      </w:r>
-      <w:r>
-        <w:rPr>
-          <w:b w:val="0"/>
-          <w:i w:val="0"/>
-        </w:rPr>
-        <w:t xml:space="preserve"> A program accepts a percentage mark that must be between 0 and 100 inclusive. Give one example of </w:t>
-      </w:r>
-      <w:r>
-        <w:rPr>
-          <w:b/>
-          <w:i w:val="0"/>
-        </w:rPr>
-        <w:t>boundary</w:t>
-      </w:r>
-      <w:r>
-        <w:rPr>
-          <w:b w:val="0"/>
-          <w:i w:val="0"/>
-        </w:rPr>
-        <w:t xml:space="preserve">, </w:t>
-      </w:r>
-      <w:r>
-        <w:rPr>
-          <w:b/>
-          <w:i w:val="0"/>
-        </w:rPr>
-        <w:t>normal (valid)</w:t>
-      </w:r>
-      <w:r>
-        <w:rPr>
-          <w:b w:val="0"/>
-          <w:i w:val="0"/>
-        </w:rPr>
-        <w:t xml:space="preserve"> and </w:t>
-      </w:r>
-      <w:r>
-        <w:rPr>
-          <w:b/>
-          <w:i w:val="0"/>
-        </w:rPr>
-        <w:t>erroneous</w:t>
-      </w:r>
-      <w:r>
-        <w:rPr>
-          <w:b w:val="0"/>
-          <w:i w:val="0"/>
-        </w:rPr>
-        <w:t xml:space="preserve"> test data for this input, and explain why boundary testing is especially important here. </w:t>
-      </w:r>
-      <w:r>
-        <w:rPr>
-          <w:b/>
-          <w:i w:val="0"/>
-        </w:rPr>
-        <w:t>[4]</w:t>
-      </w:r>
-      <w:r>
-        <w:rPr>
-          <w:b w:val="0"/>
-          <w:i w:val="0"/>
-        </w:rPr>
-        <w:t xml:space="preserve"> </w:t>
-      </w:r>
-      <w:r>
-        <w:rPr>
-          <w:b w:val="0"/>
-          <w:i/>
-        </w:rPr>
-        <w:t>(AO2)</w:t>
-      </w:r>
-    </w:p>
-    <w:tbl>
-      <w:tblPr>
-        <w:tblStyle w:val="TableGrid"/>
-        <w:tblW w:type="auto" w:w="0"/>
-        <w:tblLook w:firstColumn="1" w:firstRow="1" w:lastColumn="0" w:lastRow="0" w:noHBand="0" w:noVBand="1" w:val="04A0"/>
-      </w:tblPr>
-      <w:tblGrid>
-        <w:gridCol w:w="8640"/>
-      </w:tblGrid>
-      <w:tr>
-        <w:trPr>
-          <w:trHeight w:val="2040" w:hRule="atLeast"/>
-        </w:trPr>
-        <w:tc>
-          <w:tcPr>
-            <w:tcW w:type="dxa" w:w="8640"/>
-          </w:tcPr>
-          <w:p>
-            <w:pPr>
-              <w:spacing w:before="40"/>
-            </w:pPr>
-          </w:p>
-        </w:tc>
-      </w:tr>
-    </w:tbl>
-    <w:p/>
-    <w:p>
-      <w:pPr>
-        <w:pBdr>
-          <w:bottom w:val="single" w:sz="6" w:space="1" w:color="AAAAAA"/>
-        </w:pBdr>
-      </w:pPr>
-    </w:p>
-    <w:p>
-      <w:pPr>
-        <w:pBdr>
-          <w:bottom w:val="single" w:sz="6" w:space="1" w:color="AAAAAA"/>
-        </w:pBdr>
-      </w:pPr>
-    </w:p>
-    <w:p>
-      <w:pPr>
-        <w:pBdr>
-          <w:bottom w:val="single" w:sz="6" w:space="1" w:color="AAAAAA"/>
-        </w:pBdr>
-      </w:pPr>
-    </w:p>
-    <w:p>
-      <w:pPr>
-        <w:pBdr>
-          <w:bottom w:val="single" w:sz="6" w:space="1" w:color="AAAAAA"/>
-        </w:pBdr>
-      </w:pPr>
-    </w:p>
-    <w:p>
-      <w:r>
-        <w:rPr>
-          <w:b/>
-          <w:i w:val="0"/>
-        </w:rPr>
-        <w:t>5.</w:t>
-      </w:r>
-      <w:r>
-        <w:rPr>
-          <w:b w:val="0"/>
-          <w:i w:val="0"/>
-        </w:rPr>
-        <w:t xml:space="preserve"> Describe how a system is developed using </w:t>
-      </w:r>
-      <w:r>
-        <w:rPr>
-          <w:b/>
-          <w:i w:val="0"/>
-        </w:rPr>
-        <w:t>Rapid Application Development (RAD)</w:t>
-      </w:r>
-      <w:r>
-        <w:rPr>
-          <w:b w:val="0"/>
-          <w:i w:val="0"/>
-        </w:rPr>
-        <w:t xml:space="preserve">, and state </w:t>
-      </w:r>
-      <w:r>
-        <w:rPr>
-          <w:b/>
-          <w:i w:val="0"/>
-        </w:rPr>
-        <w:t>one</w:t>
-      </w:r>
-      <w:r>
-        <w:rPr>
-          <w:b w:val="0"/>
-          <w:i w:val="0"/>
-        </w:rPr>
-        <w:t xml:space="preserve"> drawback of this methodology. </w:t>
-      </w:r>
-      <w:r>
-        <w:rPr>
-          <w:b/>
-          <w:i w:val="0"/>
-        </w:rPr>
-        <w:t>[2]</w:t>
+        <w:t>[1]</w:t>
       </w:r>
       <w:r>
         <w:rPr>
@@ -603,7 +1449,7 @@
       </w:tblGrid>
       <w:tr>
         <w:trPr>
-          <w:trHeight w:val="1020" w:hRule="atLeast"/>
+          <w:trHeight w:val="680" w:hRule="atLeast"/>
         </w:trPr>
         <w:tc>
           <w:tcPr>
@@ -618,20 +1464,6 @@
       </w:tr>
     </w:tbl>
     <w:p/>
-    <w:p>
-      <w:pPr>
-        <w:pBdr>
-          <w:bottom w:val="single" w:sz="6" w:space="1" w:color="AAAAAA"/>
-        </w:pBdr>
-      </w:pPr>
-    </w:p>
-    <w:p>
-      <w:pPr>
-        <w:pBdr>
-          <w:bottom w:val="single" w:sz="6" w:space="1" w:color="AAAAAA"/>
-        </w:pBdr>
-      </w:pPr>
-    </w:p>
     <w:p>
       <w:pPr>
         <w:pBdr>
@@ -658,20 +1490,6 @@
           <w:i w:val="0"/>
         </w:rPr>
         <w:t>6.</w:t>
-      </w:r>
-      <w:r>
-        <w:rPr>
-          <w:b w:val="0"/>
-          <w:i w:val="0"/>
-        </w:rPr>
-        <w:t xml:space="preserve"> </w:t>
-      </w:r>
-      <w:r>
-        <w:rPr>
-          <w:b w:val="0"/>
-          <w:i/>
-        </w:rPr>
-        <w:t>(from 1.2.2)</w:t>
       </w:r>
       <w:r>
         <w:rPr>
@@ -741,7 +1559,7 @@
           <w:b w:val="0"/>
           <w:i/>
         </w:rPr>
-        <w:t>(AO1)</w:t>
+        <w:t>(1.2.2)</w:t>
       </w:r>
     </w:p>
     <w:tbl>
@@ -771,40 +1589,12 @@
     </w:tbl>
     <w:p/>
     <w:p>
-      <w:pPr>
-        <w:pBdr>
-          <w:bottom w:val="single" w:sz="6" w:space="1" w:color="AAAAAA"/>
-        </w:pBdr>
-      </w:pPr>
-    </w:p>
-    <w:p>
-      <w:pPr>
-        <w:pBdr>
-          <w:bottom w:val="single" w:sz="6" w:space="1" w:color="AAAAAA"/>
-        </w:pBdr>
-      </w:pPr>
-    </w:p>
-    <w:p>
       <w:r>
         <w:rPr>
           <w:b/>
           <w:i w:val="0"/>
         </w:rPr>
         <w:t>7.</w:t>
-      </w:r>
-      <w:r>
-        <w:rPr>
-          <w:b w:val="0"/>
-          <w:i w:val="0"/>
-        </w:rPr>
-        <w:t xml:space="preserve"> </w:t>
-      </w:r>
-      <w:r>
-        <w:rPr>
-          <w:b w:val="0"/>
-          <w:i/>
-        </w:rPr>
-        <w:t>(from 1.2.1)</w:t>
       </w:r>
       <w:r>
         <w:rPr>
@@ -860,7 +1650,7 @@
           <w:b w:val="0"/>
           <w:i/>
         </w:rPr>
-        <w:t>(AO2)</w:t>
+        <w:t>(1.2.1)</w:t>
       </w:r>
     </w:p>
     <w:tbl>
@@ -890,40 +1680,12 @@
     </w:tbl>
     <w:p/>
     <w:p>
-      <w:pPr>
-        <w:pBdr>
-          <w:bottom w:val="single" w:sz="6" w:space="1" w:color="AAAAAA"/>
-        </w:pBdr>
-      </w:pPr>
-    </w:p>
-    <w:p>
-      <w:pPr>
-        <w:pBdr>
-          <w:bottom w:val="single" w:sz="6" w:space="1" w:color="AAAAAA"/>
-        </w:pBdr>
-      </w:pPr>
-    </w:p>
-    <w:p>
       <w:r>
         <w:rPr>
           <w:b/>
           <w:i w:val="0"/>
         </w:rPr>
         <w:t>8.</w:t>
-      </w:r>
-      <w:r>
-        <w:rPr>
-          <w:b w:val="0"/>
-          <w:i w:val="0"/>
-        </w:rPr>
-        <w:t xml:space="preserve"> </w:t>
-      </w:r>
-      <w:r>
-        <w:rPr>
-          <w:b w:val="0"/>
-          <w:i/>
-        </w:rPr>
-        <w:t>(from 1.1.3)</w:t>
       </w:r>
       <w:r>
         <w:rPr>
@@ -979,7 +1741,7 @@
           <w:b w:val="0"/>
           <w:i/>
         </w:rPr>
-        <w:t>(AO1)</w:t>
+        <w:t>(1.1.3)</w:t>
       </w:r>
     </w:p>
     <w:tbl>
@@ -1008,20 +1770,6 @@
       </w:tr>
     </w:tbl>
     <w:p/>
-    <w:p>
-      <w:pPr>
-        <w:pBdr>
-          <w:bottom w:val="single" w:sz="6" w:space="1" w:color="AAAAAA"/>
-        </w:pBdr>
-      </w:pPr>
-    </w:p>
-    <w:p>
-      <w:pPr>
-        <w:pBdr>
-          <w:bottom w:val="single" w:sz="6" w:space="1" w:color="AAAAAA"/>
-        </w:pBdr>
-      </w:pPr>
-    </w:p>
     <w:p>
       <w:pPr>
         <w:pBdr>
